--- a/Tailored_CVs/Shinoy_Capgemini_Engineering_Senior_DevOps_Engineer.docx
+++ b/Tailored_CVs/Shinoy_Capgemini_Engineering_Senior_DevOps_Engineer.docx
@@ -70,7 +70,7 @@
           <w:b w:val="0"/>
           <w:sz w:val="19"/>
         </w:rPr>
-        <w:t>I am a QA automation engineer with over eight years of experience building scalable automation frameworks and automated CI/CD pipelines using Java, Selenium, Playwright, and Terraform. In my recent work, I have also streamlined test workflows and scripts using Gemini Code Assist. I value clear communication and practical solutions when collaborating with cross-functional teams.</w:t>
+        <w:t>I have over eight years of experience building automation frameworks, CI/CD pipelines, and cloud environments using Java, Terraform, and AWS. Recently, I have also used tools like Gemini Code Assist to speed up test script creation and deployment tasks. I want to bring this practical background in continuous delivery and infrastructure to the team at Capgemini Engineering.</w:t>
       </w:r>
     </w:p>
     <w:p>
@@ -288,7 +288,7 @@
           <w:b w:val="0"/>
           <w:sz w:val="18"/>
         </w:rPr>
-        <w:t>▸ Built and maintained automated CI/CD pipelines and provisioned environments using AWS and Terraform to support continuous software delivery.</w:t>
+        <w:t>▸ Provisioned infrastructure and maintained CI/CD pipelines with AWS, Terraform, and Jenkins to support continuous deployment.</w:t>
       </w:r>
     </w:p>
     <w:p>
@@ -301,7 +301,7 @@
           <w:b w:val="0"/>
           <w:sz w:val="18"/>
         </w:rPr>
-        <w:t>▸ Created scalable automation frameworks and executed test suites across various environments to catch defects early in the cycle.</w:t>
+        <w:t>▸ Set up modular automation frameworks using Java Selenium and TypeScript Playwright to improve testing speed.</w:t>
       </w:r>
     </w:p>
     <w:p>
@@ -314,7 +314,7 @@
           <w:b w:val="0"/>
           <w:sz w:val="18"/>
         </w:rPr>
-        <w:t>▸ Standardized testing processes and documentation to help align development and operations workflows across teams.</w:t>
+        <w:t>▸ Collaborated with SRE teams to review release plans and fix deployment bottlenecks before they reached production.</w:t>
       </w:r>
     </w:p>
     <w:p>
@@ -327,7 +327,7 @@
           <w:b w:val="0"/>
           <w:sz w:val="18"/>
         </w:rPr>
-        <w:t>▸ Streamlined test generation and deployment scripts using Gemini Code Assist to improve overall efficiency.</w:t>
+        <w:t>▸ Used Gemini Code Assist to streamline complex test generation and deployment scripts within development workflows.</w:t>
       </w:r>
     </w:p>
     <w:p>
